--- a/public/materials/digital-misuse/teaching-guide/cs/DigitalMisuse_Teaching_CS.docx
+++ b/public/materials/digital-misuse/teaching-guide/cs/DigitalMisuse_Teaching_CS.docx
@@ -3515,7 +3515,23 @@
           <w:rFonts w:ascii="Arial" w:eastAsia="Arial" w:hAnsi="Arial" w:cs="Arial"/>
           <w:lang w:val="cs-CZ"/>
         </w:rPr>
-        <w:t>pojmu malinformace</w:t>
+        <w:t xml:space="preserve">pojmu </w:t>
+      </w:r>
+      <w:proofErr w:type="spellStart"/>
+      <w:r>
+        <w:rPr>
+          <w:rFonts w:ascii="Arial" w:eastAsia="Arial" w:hAnsi="Arial" w:cs="Arial"/>
+          <w:lang w:val="cs-CZ"/>
+        </w:rPr>
+        <w:t>malinformace</w:t>
+      </w:r>
+      <w:proofErr w:type="spellEnd"/>
+      <w:r>
+        <w:rPr>
+          <w:rFonts w:ascii="Arial" w:eastAsia="Arial" w:hAnsi="Arial" w:cs="Arial"/>
+          <w:lang w:val="cs-CZ"/>
+        </w:rPr>
+        <w:t>,</w:t>
       </w:r>
     </w:p>
     <w:p>
@@ -3538,6 +3554,13 @@
         </w:rPr>
         <w:t>hlavních znaků dezinformace a jejích cílů</w:t>
       </w:r>
+      <w:r>
+        <w:rPr>
+          <w:rFonts w:ascii="Arial" w:eastAsia="Arial" w:hAnsi="Arial" w:cs="Arial"/>
+          <w:lang w:val="cs-CZ"/>
+        </w:rPr>
+        <w:t>.</w:t>
+      </w:r>
     </w:p>
     <w:p>
       <w:pPr>
@@ -4007,7 +4030,21 @@
           <w:rFonts w:ascii="Arial" w:eastAsia="Arial" w:hAnsi="Arial" w:cs="Arial"/>
           <w:lang w:val="cs-CZ"/>
         </w:rPr>
-        <w:t xml:space="preserve"> (K, A, O, W) – Pomocí pracovního listu 7.2.2 Předloha novin – Sdílení zpráv vyzvěte žáky, ať ve skupinách po 3–4 společně vytvoří několik zpravodajských článků, které ukazují dezinformaci nebo misinformaci. Můžou mezi nimi být i zprávy, které působí věrohodně.</w:t>
+        <w:t xml:space="preserve"> (K, A, O, W) – Pomocí pracovního listu 7.2.2 Předloha novin – Sdílení zpráv vyzvěte žáky, ať ve skupinách po 3</w:t>
+      </w:r>
+      <w:r>
+        <w:rPr>
+          <w:rFonts w:ascii="Arial" w:eastAsia="Arial" w:hAnsi="Arial" w:cs="Arial"/>
+          <w:lang w:val="cs-CZ"/>
+        </w:rPr>
+        <w:t>-</w:t>
+      </w:r>
+      <w:r>
+        <w:rPr>
+          <w:rFonts w:ascii="Arial" w:eastAsia="Arial" w:hAnsi="Arial" w:cs="Arial"/>
+          <w:lang w:val="cs-CZ"/>
+        </w:rPr>
+        <w:t>4 společně vytvoří několik zpravodajských článků, které ukazují dezinformaci nebo misinformaci. Můžou mezi nimi být i zprávy, které působí věrohodně.</w:t>
       </w:r>
     </w:p>
     <w:p>
@@ -5157,7 +5194,7 @@
           <w:rFonts w:ascii="Arial" w:eastAsia="Arial" w:hAnsi="Arial" w:cs="Arial"/>
           <w:lang w:val="cs-CZ"/>
         </w:rPr>
-        <w:t>.</w:t>
+        <w:t>-</w:t>
       </w:r>
       <w:r>
         <w:rPr>
@@ -5232,7 +5269,21 @@
           <w:rFonts w:ascii="Arial" w:eastAsia="Arial" w:hAnsi="Arial" w:cs="Arial"/>
           <w:lang w:val="cs-CZ"/>
         </w:rPr>
-        <w:t>Každá skupina by měla mít 3–4 kola (každý žák by si měl aspoň jednou zahrát) a vyhrává tým s nejvíc body.</w:t>
+        <w:t>Každá skupina by měla mít 3</w:t>
+      </w:r>
+      <w:r>
+        <w:rPr>
+          <w:rFonts w:ascii="Arial" w:eastAsia="Arial" w:hAnsi="Arial" w:cs="Arial"/>
+          <w:lang w:val="cs-CZ"/>
+        </w:rPr>
+        <w:t>-</w:t>
+      </w:r>
+      <w:r>
+        <w:rPr>
+          <w:rFonts w:ascii="Arial" w:eastAsia="Arial" w:hAnsi="Arial" w:cs="Arial"/>
+          <w:lang w:val="cs-CZ"/>
+        </w:rPr>
+        <w:t>4 kola (každý žák by si měl aspoň jednou zahrát) a vyhrává tým s nejvíc body.</w:t>
       </w:r>
     </w:p>
     <w:p>
@@ -5674,7 +5725,21 @@
           <w:lang w:val="cs-CZ"/>
         </w:rPr>
         <w:lastRenderedPageBreak/>
-        <w:t>Uspořádejte třídu tak, aby žáci mohli sedět ve skupinách po 3–4.</w:t>
+        <w:t>Uspořádejte třídu tak, aby žáci mohli sedět ve skupinách po 3</w:t>
+      </w:r>
+      <w:r>
+        <w:rPr>
+          <w:rFonts w:ascii="Arial" w:eastAsia="Arial" w:hAnsi="Arial" w:cs="Arial"/>
+          <w:lang w:val="cs-CZ"/>
+        </w:rPr>
+        <w:t>-</w:t>
+      </w:r>
+      <w:r>
+        <w:rPr>
+          <w:rFonts w:ascii="Arial" w:eastAsia="Arial" w:hAnsi="Arial" w:cs="Arial"/>
+          <w:lang w:val="cs-CZ"/>
+        </w:rPr>
+        <w:t>4.</w:t>
       </w:r>
     </w:p>
     <w:p>
@@ -9851,7 +9916,21 @@
           <w:rFonts w:ascii="Arial" w:eastAsia="Arial" w:hAnsi="Arial" w:cs="Arial"/>
           <w:lang w:val="cs-CZ"/>
         </w:rPr>
-        <w:t>(W, A, O) – Vyzvěte žáky, ať vytvoří mrak slov k tomu, podle čeho poznat ubližování v digitálním prostředí. Žáci můžou na lepicí lístečky (1–2 lístečky) nebo do digitální ankety napsat, jaké znaky komunikace nebo chování ukazují na ubližování online.</w:t>
+        <w:t>(W, A, O) – Vyzvěte žáky, ať vytvoří mrak slov k tomu, podle čeho poznat ubližování v digitálním prostředí. Žáci můžou na lepicí lístečky (1</w:t>
+      </w:r>
+      <w:r>
+        <w:rPr>
+          <w:rFonts w:ascii="Arial" w:eastAsia="Arial" w:hAnsi="Arial" w:cs="Arial"/>
+          <w:lang w:val="cs-CZ"/>
+        </w:rPr>
+        <w:t>-</w:t>
+      </w:r>
+      <w:r>
+        <w:rPr>
+          <w:rFonts w:ascii="Arial" w:eastAsia="Arial" w:hAnsi="Arial" w:cs="Arial"/>
+          <w:lang w:val="cs-CZ"/>
+        </w:rPr>
+        <w:t>2 lístečky) nebo do digitální ankety napsat, jaké znaky komunikace nebo chování ukazují na ubližování online.</w:t>
       </w:r>
     </w:p>
     <w:p>
